--- a/ADG/04장/4장_실습문제_추가서술형.docx
+++ b/ADG/04장/4장_실습문제_추가서술형.docx
@@ -374,7 +374,21 @@
           <w:rFonts w:ascii="맑은 고딕" w:hAnsi="맑은 고딕" w:eastAsia="맑은 고딕"/>
           <w:sz w:val="21"/>
         </w:rPr>
-        <w:t>[추가-13] `ALTER DATABASE RECOVER MANAGED STANDBY DATABASE`를 실행했더니 ORA-01153이 발생한다. 원인과 조치를 쓰고, 이 오류를 피하는 습관을 제시하라.</w:t>
+        <w:t xml:space="preserve">[추가-13] </w:t>
+      </w:r>
+      <w:r>
+        <w:rPr>
+          <w:rFonts w:ascii="Consolas" w:hAnsi="Consolas" w:eastAsia="맑은 고딕"/>
+          <w:sz w:val="21"/>
+        </w:rPr>
+        <w:t xml:space="preserve">ALTER DATABASE RECOVER MANAGED STANDBY DATABASE</w:t>
+      </w:r>
+      <w:r>
+        <w:rPr>
+          <w:rFonts w:ascii="맑은 고딕" w:hAnsi="맑은 고딕" w:eastAsia="맑은 고딕"/>
+          <w:sz w:val="21"/>
+        </w:rPr>
+        <w:t xml:space="preserve">를 실행했더니 ORA-01153이 발생한다. 원인과 조치를 쓰고, 이 오류를 피하는 습관을 제시하라.</w:t>
       </w:r>
     </w:p>
     <w:p>
@@ -401,7 +415,35 @@
           <w:rFonts w:ascii="맑은 고딕" w:hAnsi="맑은 고딕" w:eastAsia="맑은 고딕"/>
           <w:sz w:val="21"/>
         </w:rPr>
-        <w:t>[추가-14] DBCA가 DBT-10317로 즉시 중단됐다. 원인과 조치를 쓰고, DBCA 로그에서 `[WARNING]`과 `[FATAL]`을 어떻게 구분해 읽어야 하는지 설명하라.</w:t>
+        <w:t xml:space="preserve">[추가-14] DBCA가 DBT-10317로 즉시 중단됐다. 원인과 조치를 쓰고, DBCA 로그에서 </w:t>
+      </w:r>
+      <w:r>
+        <w:rPr>
+          <w:rFonts w:ascii="Consolas" w:hAnsi="Consolas" w:eastAsia="맑은 고딕"/>
+          <w:sz w:val="21"/>
+        </w:rPr>
+        <w:t xml:space="preserve">[WARNING]</w:t>
+      </w:r>
+      <w:r>
+        <w:rPr>
+          <w:rFonts w:ascii="맑은 고딕" w:hAnsi="맑은 고딕" w:eastAsia="맑은 고딕"/>
+          <w:sz w:val="21"/>
+        </w:rPr>
+        <w:t xml:space="preserve">과 </w:t>
+      </w:r>
+      <w:r>
+        <w:rPr>
+          <w:rFonts w:ascii="Consolas" w:hAnsi="Consolas" w:eastAsia="맑은 고딕"/>
+          <w:sz w:val="21"/>
+        </w:rPr>
+        <w:t xml:space="preserve">[FATAL]</w:t>
+      </w:r>
+      <w:r>
+        <w:rPr>
+          <w:rFonts w:ascii="맑은 고딕" w:hAnsi="맑은 고딕" w:eastAsia="맑은 고딕"/>
+          <w:sz w:val="21"/>
+        </w:rPr>
+        <w:t xml:space="preserve">을 어떻게 구분해 읽어야 하는지 설명하라.</w:t>
       </w:r>
     </w:p>
     <w:p>
@@ -584,6 +626,8 @@
       </w:r>
     </w:p>
     <w:sectPr>
+      <w:headerReference w:type="default" r:id="rId9"/>
+      <w:footerReference w:type="default" r:id="rId10"/>
       <w:pgSz w:w="12240" w:h="15840"/>
       <w:pgMar w:top="1440" w:right="1800" w:bottom="1440" w:left="1800" w:header="720" w:footer="720" w:gutter="0"/>
       <w:cols w:space="720"/>
@@ -591,6 +635,26 @@
     </w:sectPr>
   </w:body>
 </w:document>
+</file>
+
+<file path=word/footer1.xml><?xml version="1.0" encoding="utf-8"?>
+<w:ftr xmlns:m="http://schemas.openxmlformats.org/officeDocument/2006/math" xmlns:mc="http://schemas.openxmlformats.org/markup-compatibility/2006" xmlns:mo="http://schemas.microsoft.com/office/mac/office/2008/main" xmlns:mv="urn:schemas-microsoft-com:mac:vml" xmlns:o="urn:schemas-microsoft-com:office:office" xmlns:r="http://schemas.openxmlformats.org/officeDocument/2006/relationships" xmlns:v="urn:schemas-microsoft-com:vml" xmlns:w10="urn:schemas-microsoft-com:office:word" xmlns:w14="http://schemas.microsoft.com/office/word/2010/wordml" xmlns:w="http://schemas.openxmlformats.org/wordprocessingml/2006/main" xmlns:wne="http://schemas.microsoft.com/office/word/2006/wordml" xmlns:wp14="http://schemas.microsoft.com/office/word/2010/wordprocessingDrawing" xmlns:wp="http://schemas.openxmlformats.org/drawingml/2006/wordprocessingDrawing" xmlns:wpc="http://schemas.microsoft.com/office/word/2010/wordprocessingCanvas" xmlns:wpg="http://schemas.microsoft.com/office/word/2010/wordprocessingGroup" xmlns:wpi="http://schemas.microsoft.com/office/word/2010/wordprocessingInk" xmlns:wps="http://schemas.microsoft.com/office/word/2010/wordprocessingShape" mc:Ignorable="w14 wp14">
+  <w:p>
+    <w:pPr>
+      <w:pStyle w:val="Footer"/>
+    </w:pPr>
+  </w:p>
+</w:ftr>
+</file>
+
+<file path=word/header1.xml><?xml version="1.0" encoding="utf-8"?>
+<w:hdr xmlns:m="http://schemas.openxmlformats.org/officeDocument/2006/math" xmlns:mc="http://schemas.openxmlformats.org/markup-compatibility/2006" xmlns:mo="http://schemas.microsoft.com/office/mac/office/2008/main" xmlns:mv="urn:schemas-microsoft-com:mac:vml" xmlns:o="urn:schemas-microsoft-com:office:office" xmlns:r="http://schemas.openxmlformats.org/officeDocument/2006/relationships" xmlns:v="urn:schemas-microsoft-com:vml" xmlns:w10="urn:schemas-microsoft-com:office:word" xmlns:w14="http://schemas.microsoft.com/office/word/2010/wordml" xmlns:w="http://schemas.openxmlformats.org/wordprocessingml/2006/main" xmlns:wne="http://schemas.microsoft.com/office/word/2006/wordml" xmlns:wp14="http://schemas.microsoft.com/office/word/2010/wordprocessingDrawing" xmlns:wp="http://schemas.openxmlformats.org/drawingml/2006/wordprocessingDrawing" xmlns:wpc="http://schemas.microsoft.com/office/word/2010/wordprocessingCanvas" xmlns:wpg="http://schemas.microsoft.com/office/word/2010/wordprocessingGroup" xmlns:wpi="http://schemas.microsoft.com/office/word/2010/wordprocessingInk" xmlns:wps="http://schemas.microsoft.com/office/word/2010/wordprocessingShape" mc:Ignorable="w14 wp14">
+  <w:p>
+    <w:pPr>
+      <w:pStyle w:val="Header"/>
+    </w:pPr>
+  </w:p>
+</w:hdr>
 </file>
 
 <file path=word/numbering.xml><?xml version="1.0" encoding="utf-8"?>
